--- a/docx/22_Delivery Management System - Feature Specification - Morise Holdings Limited.docx
+++ b/docx/22_Delivery Management System - Feature Specification - Morise Holdings Limited.docx
@@ -2010,6 +2010,22 @@
         <w:t>Verified end to end against the running system: signed in as the Managing Director, GET /api/v1/delivery, /delivery/metrics, /delivery/eligible-orders and /delivery/drivers return 200 (they returned 403 before); a Morise Logistics Ltd delivery persona was created, a delivery (DEL-2026-0001) was created for a storefront order — the customer, drop address and delivery fee were resolved from the order — and the persona was assigned, moving the delivery pending → assigned, stamping assignedAt, appending a delivery event and recording a delivery.driver_assigned audit entry. The verification rows were then removed, so no delivery data is seeded. Seed data + grants only — no schema, endpoint, migration or application-code change; the endpoints were already built and wired. This supersedes the “not yet wired for use / every /api/v1/delivery call returns 403” statements above and in the earlier delivery, stamped-invoice and persona-assignment addenda. Still pending: seeded Morise Logistics Ltd delivery personas, an Admin “Delivery” dispatch screen (and a storefront tracking view), and an openapi.json regeneration so the endpoints appear in the published API contract.</w:t>
       </w:r>
     </w:p>
+    <w:p>
+      <w:pPr>
+        <w:pStyle w:val="Heading2"/>
+      </w:pPr>
+      <w:r>
+        <w:t>Addendum (3 September 2026) — Morise Milling Ltd Subsidiary + Milling ERP Specification (New Doc 23)</w:t>
+      </w:r>
+    </w:p>
+    <w:p>
+      <w:pPr>
+        <w:pStyle w:val="BodyText"/>
+      </w:pPr>
+      <w:r>
+        <w:t>Morise Milling Ltd Subsidiary + Milling ERP Specification (New Doc 23) (3 September 2026): a sixth wholly-owned subsidiary, Morise Milling Ltd (grain milling), is seeded under Morise Holdings Limited - company a1000000-0000-4000-8000-000000000007, six mill sites, twelve departments (one per architecture module) and six starter policies (weighbridge integrity, grain acceptance, milling yield / loss, batch traceability, preventive maintenance, food safety). Its Milling ERP &amp; Integrated Business Management System is specified in the new doc 23 (twelve modules, phased backlog) and is not built; the organisation is live under the subsidiary-lifecycle capability. seed.ts + a storefront listing + a brand banner only - no code, schema or permission change. Cross-reference only for this specification.</w:t>
+      </w:r>
+    </w:p>
     <w:sectPr>
       <w:pgSz w:w="12240" w:h="15840"/>
       <w:pgMar w:top="1440" w:right="1800" w:bottom="1440" w:left="1800" w:header="720" w:footer="720" w:gutter="0"/>

--- a/docx/22_Delivery Management System - Feature Specification - Morise Holdings Limited.docx
+++ b/docx/22_Delivery Management System - Feature Specification - Morise Holdings Limited.docx
@@ -2026,6 +2026,22 @@
         <w:t>Morise Milling Ltd Subsidiary + Milling ERP Specification (New Doc 23) (3 September 2026): a sixth wholly-owned subsidiary, Morise Milling Ltd (grain milling), is seeded under Morise Holdings Limited - company a1000000-0000-4000-8000-000000000007, six mill sites, twelve departments (one per architecture module) and six starter policies (weighbridge integrity, grain acceptance, milling yield / loss, batch traceability, preventive maintenance, food safety). Its Milling ERP &amp; Integrated Business Management System is specified in the new doc 23 (twelve modules, phased backlog) and is not built; the organisation is live under the subsidiary-lifecycle capability. seed.ts + a storefront listing + a brand banner only - no code, schema or permission change. Cross-reference only for this specification.</w:t>
       </w:r>
     </w:p>
+    <w:p>
+      <w:pPr>
+        <w:pStyle w:val="Heading2"/>
+      </w:pPr>
+      <w:r>
+        <w:t>Addendum (3 September 2026) — Automatic Morise e-Stamp on a Customer-Acknowledged Delivery</w:t>
+      </w:r>
+    </w:p>
+    <w:p>
+      <w:pPr>
+        <w:pStyle w:val="BodyText"/>
+      </w:pPr>
+      <w:r>
+        <w:t>Automatic Morise e-Stamp on a Customer-Acknowledged Delivery - Built (3 September 2026): the concept recorded in the earlier addendum ("Customer Acknowledgement of Delivery &amp; the Automatic Morise-Stamped Invoice") is now implemented. New POST /api/v1/customer-portal/orders/:id/delivery/acknowledge (condition good / damaged / incomplete / not_received, optional note): a 'good' confirmation, in one transaction, stamps the order's invoice with a Morise e-Stamp (invoices.stamped_at / stamp_number MOR-ESTAMP-YYYY-NNNNNN / stamp_condition; migration 20260903180000_invoice_estamp_delivery_ack) and the invoice PDF draws a navy / amber Morise seal; any other condition opens a delivery exception (deliveries.exception_opened_at) with no stamp. The delivery records customer_ack_condition / customer_ack_at / customer_ack_note / customer_ack_by. Storefront: a 'Did everything arrive in good condition?' panel on the order detail and a 'Morise e-Stamp' badge on the Invoices list. Audited (invoice.estamp.issued / delivery.exception_opened) with a best-effort staff notification; no new permission. Verified end to end; supersedes the 'spec only' status of the earlier addendum and of Update 66 in docs 01-18.</w:t>
+      </w:r>
+    </w:p>
     <w:sectPr>
       <w:pgSz w:w="12240" w:h="15840"/>
       <w:pgMar w:top="1440" w:right="1800" w:bottom="1440" w:left="1800" w:header="720" w:footer="720" w:gutter="0"/>

--- a/docx/22_Delivery Management System - Feature Specification - Morise Holdings Limited.docx
+++ b/docx/22_Delivery Management System - Feature Specification - Morise Holdings Limited.docx
@@ -2042,6 +2042,22 @@
         <w:t>Automatic Morise e-Stamp on a Customer-Acknowledged Delivery - Built (3 September 2026): the concept recorded in the earlier addendum ("Customer Acknowledgement of Delivery &amp; the Automatic Morise-Stamped Invoice") is now implemented. New POST /api/v1/customer-portal/orders/:id/delivery/acknowledge (condition good / damaged / incomplete / not_received, optional note): a 'good' confirmation, in one transaction, stamps the order's invoice with a Morise e-Stamp (invoices.stamped_at / stamp_number MOR-ESTAMP-YYYY-NNNNNN / stamp_condition; migration 20260903180000_invoice_estamp_delivery_ack) and the invoice PDF draws a navy / amber Morise seal; any other condition opens a delivery exception (deliveries.exception_opened_at) with no stamp. The delivery records customer_ack_condition / customer_ack_at / customer_ack_note / customer_ack_by. Storefront: a 'Did everything arrive in good condition?' panel on the order detail and a 'Morise e-Stamp' badge on the Invoices list. Audited (invoice.estamp.issued / delivery.exception_opened) with a best-effort staff notification; no new permission. Verified end to end; supersedes the 'spec only' status of the earlier addendum and of Update 66 in docs 01-18.</w:t>
       </w:r>
     </w:p>
+    <w:p>
+      <w:pPr>
+        <w:pStyle w:val="Heading2"/>
+      </w:pPr>
+      <w:r>
+        <w:t>Addendum (3 September 2026) — A Clear "Confirm Receipt" Button / Link for the Customer e-Stamp Confirmation</w:t>
+      </w:r>
+    </w:p>
+    <w:p>
+      <w:pPr>
+        <w:pStyle w:val="BodyText"/>
+      </w:pPr>
+      <w:r>
+        <w:t>A Clear "Confirm Receipt" Button / Link for the Customer e-Stamp Confirmation (3 September 2026): the Update 94 acknowledgement is now surfaced as a first-class call to action - a new read GET /api/v1/customer-portal/orders/awaiting-confirmation, deliveriesToConfirm / firstDeliveryToConfirmOrderId on the dashboard summary, a dedicated storefront confirmation page at /orders/:id/confirm, a 'Confirm receipt -&gt;' link on each pending order row, and a Home prompt card. The acknowledge endpoint, the automatic Morise e-Stamp and the schema are unchanged. No new permission.</w:t>
+      </w:r>
+    </w:p>
     <w:sectPr>
       <w:pgSz w:w="12240" w:h="15840"/>
       <w:pgMar w:top="1440" w:right="1800" w:bottom="1440" w:left="1800" w:header="720" w:footer="720" w:gutter="0"/>

--- a/docx/22_Delivery Management System - Feature Specification - Morise Holdings Limited.docx
+++ b/docx/22_Delivery Management System - Feature Specification - Morise Holdings Limited.docx
@@ -2058,6 +2058,22 @@
         <w:t>A Clear "Confirm Receipt" Button / Link for the Customer e-Stamp Confirmation (3 September 2026): the Update 94 acknowledgement is now surfaced as a first-class call to action - a new read GET /api/v1/customer-portal/orders/awaiting-confirmation, deliveriesToConfirm / firstDeliveryToConfirmOrderId on the dashboard summary, a dedicated storefront confirmation page at /orders/:id/confirm, a 'Confirm receipt -&gt;' link on each pending order row, and a Home prompt card. The acknowledge endpoint, the automatic Morise e-Stamp and the schema are unchanged. No new permission.</w:t>
       </w:r>
     </w:p>
+    <w:p>
+      <w:pPr>
+        <w:pStyle w:val="Heading2"/>
+      </w:pPr>
+      <w:r>
+        <w:t>Addendum (3 September 2026) — Confirm-Receipt Button Driven by the Order's Delivered Status</w:t>
+      </w:r>
+    </w:p>
+    <w:p>
+      <w:pPr>
+        <w:pStyle w:val="BodyText"/>
+      </w:pPr>
+      <w:r>
+        <w:t>Confirm-Receipt Button Driven by the Order's Delivered Status (3 September 2026): the customer confirmation that generates the automatic Morise e-Stamp is now tied to the order's status, not a Morise Logistics delivery record. The Order gains delivered_at + customer_receipt_confirmed_at / _condition / _note (migration 20260903200000_order_customer_receipt); once an administrator advances the order to `delivered` (or a delivery completes), the storefront shows the Confirm-receipt button. POST /customer-portal/orders/:id/delivery/acknowledge is order-gated and works with or without a delivery record; a `good` confirmation stamps the order's invoice and is mirrored onto the delivery record when one exists. awaiting-confirmation + the dashboard count are order-driven. Audited as invoice.estamp.issued / order.receipt.disputed; no new endpoint or permission.</w:t>
+      </w:r>
+    </w:p>
     <w:sectPr>
       <w:pgSz w:w="12240" w:h="15840"/>
       <w:pgMar w:top="1440" w:right="1800" w:bottom="1440" w:left="1800" w:header="720" w:footer="720" w:gutter="0"/>

--- a/docx/22_Delivery Management System - Feature Specification - Morise Holdings Limited.docx
+++ b/docx/22_Delivery Management System - Feature Specification - Morise Holdings Limited.docx
@@ -2074,6 +2074,22 @@
         <w:t>Confirm-Receipt Button Driven by the Order's Delivered Status (3 September 2026): the customer confirmation that generates the automatic Morise e-Stamp is now tied to the order's status, not a Morise Logistics delivery record. The Order gains delivered_at + customer_receipt_confirmed_at / _condition / _note (migration 20260903200000_order_customer_receipt); once an administrator advances the order to `delivered` (or a delivery completes), the storefront shows the Confirm-receipt button. POST /customer-portal/orders/:id/delivery/acknowledge is order-gated and works with or without a delivery record; a `good` confirmation stamps the order's invoice and is mirrored onto the delivery record when one exists. awaiting-confirmation + the dashboard count are order-driven. Audited as invoice.estamp.issued / order.receipt.disputed; no new endpoint or permission.</w:t>
       </w:r>
     </w:p>
+    <w:p>
+      <w:pPr>
+        <w:pStyle w:val="Heading2"/>
+      </w:pPr>
+      <w:r>
+        <w:t>Addendum (3 September 2026) — Social Media Publishing — Composer, Publishing Engine &amp; Status Dashboard (New Doc 24)</w:t>
+      </w:r>
+    </w:p>
+    <w:p>
+      <w:pPr>
+        <w:pStyle w:val="BodyText"/>
+      </w:pPr>
+      <w:r>
+        <w:t>Social Media Publishing - Composer, Publishing Engine &amp; Status Dashboard (New Doc 24) (3 September 2026): MBMS gains a mini Buffer / Hootsuite - write one master post, fan it out to many social media channels in one click with per-platform caption overrides, publish now or schedule, and track per-platform success / failure (new src/social-publishing module + /api/v1/social + social.post.manage / publish / viewAll permissions + migration 20260903220000_social_publishing + an admin Social Publishing screen). The platform publish is simulated in this build - no real OAuth or platform API; doc 24 records the cost / access reality and the aggregator option. Cross-reference only for this specification.</w:t>
+      </w:r>
+    </w:p>
     <w:sectPr>
       <w:pgSz w:w="12240" w:h="15840"/>
       <w:pgMar w:top="1440" w:right="1800" w:bottom="1440" w:left="1800" w:header="720" w:footer="720" w:gutter="0"/>

--- a/docx/22_Delivery Management System - Feature Specification - Morise Holdings Limited.docx
+++ b/docx/22_Delivery Management System - Feature Specification - Morise Holdings Limited.docx
@@ -2090,6 +2090,22 @@
         <w:t>Social Media Publishing - Composer, Publishing Engine &amp; Status Dashboard (New Doc 24) (3 September 2026): MBMS gains a mini Buffer / Hootsuite - write one master post, fan it out to many social media channels in one click with per-platform caption overrides, publish now or schedule, and track per-platform success / failure (new src/social-publishing module + /api/v1/social + social.post.manage / publish / viewAll permissions + migration 20260903220000_social_publishing + an admin Social Publishing screen). The platform publish is simulated in this build - no real OAuth or platform API; doc 24 records the cost / access reality and the aggregator option. Cross-reference only for this specification.</w:t>
       </w:r>
     </w:p>
+    <w:p>
+      <w:pPr>
+        <w:pStyle w:val="Heading2"/>
+      </w:pPr>
+      <w:r>
+        <w:t>Addendum (8 September 2026) — Product Catalogue for Morise Milling Ltd (Doc 23)</w:t>
+      </w:r>
+    </w:p>
+    <w:p>
+      <w:pPr>
+        <w:pStyle w:val="BodyText"/>
+      </w:pPr>
+      <w:r>
+        <w:t>Product Catalogue for Morise Milling Ltd (Doc 23) (8 September 2026): see docx/23 for the 24-SKU product catalogue seeded for Morise Milling Ltd and the generalised branch-tagged product-registration screen now shared by every subsidiary's Admin Products page (Implementation Status Update 98).</w:t>
+      </w:r>
+    </w:p>
     <w:sectPr>
       <w:pgSz w:w="12240" w:h="15840"/>
       <w:pgMar w:top="1440" w:right="1800" w:bottom="1440" w:left="1800" w:header="720" w:footer="720" w:gutter="0"/>

--- a/docx/22_Delivery Management System - Feature Specification - Morise Holdings Limited.docx
+++ b/docx/22_Delivery Management System - Feature Specification - Morise Holdings Limited.docx
@@ -2106,6 +2106,22 @@
         <w:t>Product Catalogue for Morise Milling Ltd (Doc 23) (8 September 2026): see docx/23 for the 24-SKU product catalogue seeded for Morise Milling Ltd and the generalised branch-tagged product-registration screen now shared by every subsidiary's Admin Products page (Implementation Status Update 98).</w:t>
       </w:r>
     </w:p>
+    <w:p>
+      <w:pPr>
+        <w:pStyle w:val="Heading2"/>
+      </w:pPr>
+      <w:r>
+        <w:t>Addendum (9 September 2026) — Morise Research &amp; Consultancy Ltd — Seventh Subsidiary (Doc 25)</w:t>
+      </w:r>
+    </w:p>
+    <w:p>
+      <w:pPr>
+        <w:pStyle w:val="BodyText"/>
+      </w:pPr>
+      <w:r>
+        <w:t>Morise Research &amp; Consultancy Ltd — Seventh Subsidiary (Doc 25) (9 September 2026): see docx/25 for the new Morise Research &amp; Consultancy Ltd subsidiary (five field offices, twelve departments, six starter policies) and the RC-MIS feature specification restating the client's research-and-consultancy requirements (Implementation Status Update 99).</w:t>
+      </w:r>
+    </w:p>
     <w:sectPr>
       <w:pgSz w:w="12240" w:h="15840"/>
       <w:pgMar w:top="1440" w:right="1800" w:bottom="1440" w:left="1800" w:header="720" w:footer="720" w:gutter="0"/>

--- a/docx/22_Delivery Management System - Feature Specification - Morise Holdings Limited.docx
+++ b/docx/22_Delivery Management System - Feature Specification - Morise Holdings Limited.docx
@@ -2122,6 +2122,22 @@
         <w:t>Morise Research &amp; Consultancy Ltd — Seventh Subsidiary (Doc 25) (9 September 2026): see docx/25 for the new Morise Research &amp; Consultancy Ltd subsidiary (five field offices, twelve departments, six starter policies) and the RC-MIS feature specification restating the client's research-and-consultancy requirements (Implementation Status Update 99).</w:t>
       </w:r>
     </w:p>
+    <w:p>
+      <w:pPr>
+        <w:pStyle w:val="Heading2"/>
+      </w:pPr>
+      <w:r>
+        <w:t>Addendum (9 September 2026) — Services Catalogue for Morise Research &amp; Consultancy Ltd (Doc 25)</w:t>
+      </w:r>
+    </w:p>
+    <w:p>
+      <w:pPr>
+        <w:pStyle w:val="BodyText"/>
+      </w:pPr>
+      <w:r>
+        <w:t>Services Catalogue for Morise Research &amp; Consultancy Ltd (Doc 25) (9 September 2026): see docx/25 for the 23-service catalogue seeded for Morise Research &amp; Consultancy Ltd across six categories (research &amp; evaluation studies, field data collection, data management &amp; analysis, monitoring &amp; evaluation services, technical &amp; policy consultancy, training &amp; capacity building), reusing the same ensureService() catalogue pattern as Morise Collateral Management Ltd (Implementation Status Update 100).</w:t>
+      </w:r>
+    </w:p>
     <w:sectPr>
       <w:pgSz w:w="12240" w:h="15840"/>
       <w:pgMar w:top="1440" w:right="1800" w:bottom="1440" w:left="1800" w:header="720" w:footer="720" w:gutter="0"/>

--- a/docx/22_Delivery Management System - Feature Specification - Morise Holdings Limited.docx
+++ b/docx/22_Delivery Management System - Feature Specification - Morise Holdings Limited.docx
@@ -2138,6 +2138,22 @@
         <w:t>Services Catalogue for Morise Research &amp; Consultancy Ltd (Doc 25) (9 September 2026): see docx/25 for the 23-service catalogue seeded for Morise Research &amp; Consultancy Ltd across six categories (research &amp; evaluation studies, field data collection, data management &amp; analysis, monitoring &amp; evaluation services, technical &amp; policy consultancy, training &amp; capacity building), reusing the same ensureService() catalogue pattern as Morise Collateral Management Ltd (Implementation Status Update 100).</w:t>
       </w:r>
     </w:p>
+    <w:p>
+      <w:pPr>
+        <w:pStyle w:val="Heading2"/>
+      </w:pPr>
+      <w:r>
+        <w:t>Addendum (9 September 2026) — Dockerized Backend, Admin App and Customer Storefront</w:t>
+      </w:r>
+    </w:p>
+    <w:p>
+      <w:pPr>
+        <w:pStyle w:val="BodyText"/>
+      </w:pPr>
+      <w:r>
+        <w:t>Dockerized Backend, Admin App and Customer Storefront (9 September 2026): the MBMS backend, Admin app and Customer Storefront each gain a Dockerfile and a docker-compose.yml service (alongside the existing Postgres/Redis containers) — one command, `docker compose up -d --build`, now brings up the entire platform, including whichever subsidiary systems from this document are eventually built on it (Implementation Status Update 101).</w:t>
+      </w:r>
+    </w:p>
     <w:sectPr>
       <w:pgSz w:w="12240" w:h="15840"/>
       <w:pgMar w:top="1440" w:right="1800" w:bottom="1440" w:left="1800" w:header="720" w:footer="720" w:gutter="0"/>

--- a/docx/22_Delivery Management System - Feature Specification - Morise Holdings Limited.docx
+++ b/docx/22_Delivery Management System - Feature Specification - Morise Holdings Limited.docx
@@ -2154,6 +2154,22 @@
         <w:t>Dockerized Backend, Admin App and Customer Storefront (9 September 2026): the MBMS backend, Admin app and Customer Storefront each gain a Dockerfile and a docker-compose.yml service (alongside the existing Postgres/Redis containers) — one command, `docker compose up -d --build`, now brings up the entire platform, including whichever subsidiary systems from this document are eventually built on it (Implementation Status Update 101).</w:t>
       </w:r>
     </w:p>
+    <w:p>
+      <w:pPr>
+        <w:pStyle w:val="Heading2"/>
+      </w:pPr>
+      <w:r>
+        <w:t>Addendum (9 September 2026) — Storefront Language Set Scoped to 9 Official Languages</w:t>
+      </w:r>
+    </w:p>
+    <w:p>
+      <w:pPr>
+        <w:pStyle w:val="BodyText"/>
+      </w:pPr>
+      <w:r>
+        <w:t>Storefront Language Set Scoped to 9 Official Languages (9 September 2026): see mbms/README.md — the Customer Storefront's language picker is now scoped to exactly the 9 languages an administrator named (English, Kiswahili, Luganda, Arabic, German, French, Spanish, Italian, Portuguese), grouped Uganda — Official/Global, Uganda — Official/Africa, Uganda — Bantu, Africa, Europe, The Americas. Front-end only; no change to this document's subsidiary.</w:t>
+      </w:r>
+    </w:p>
     <w:sectPr>
       <w:pgSz w:w="12240" w:h="15840"/>
       <w:pgMar w:top="1440" w:right="1800" w:bottom="1440" w:left="1800" w:header="720" w:footer="720" w:gutter="0"/>

--- a/docx/22_Delivery Management System - Feature Specification - Morise Holdings Limited.docx
+++ b/docx/22_Delivery Management System - Feature Specification - Morise Holdings Limited.docx
@@ -2170,6 +2170,22 @@
         <w:t>Storefront Language Set Scoped to 9 Official Languages (9 September 2026): see mbms/README.md — the Customer Storefront's language picker is now scoped to exactly the 9 languages an administrator named (English, Kiswahili, Luganda, Arabic, German, French, Spanish, Italian, Portuguese), grouped Uganda — Official/Global, Uganda — Official/Africa, Uganda — Bantu, Africa, Europe, The Americas. Front-end only; no change to this document's subsidiary.</w:t>
       </w:r>
     </w:p>
+    <w:p>
+      <w:pPr>
+        <w:pStyle w:val="Heading2"/>
+      </w:pPr>
+      <w:r>
+        <w:t>Addendum (9 September 2026) — Every Non-English Official Language Reaches 100% Key Parity</w:t>
+      </w:r>
+    </w:p>
+    <w:p>
+      <w:pPr>
+        <w:pStyle w:val="BodyText"/>
+      </w:pPr>
+      <w:r>
+        <w:t>Every Non-English Official Language Reaches 100% Key Parity (9 September 2026): see mbms/README.md — all 8 non-English official languages now carry a complete, 528/528-key translation of the Customer Storefront (up from 87.5%), closing a gap left by the group-storefront and delivery-confirmation / Morise e-Stamp features added after the original translation passes. Front-end only; no change to this document's subsidiary.</w:t>
+      </w:r>
+    </w:p>
     <w:sectPr>
       <w:pgSz w:w="12240" w:h="15840"/>
       <w:pgMar w:top="1440" w:right="1800" w:bottom="1440" w:left="1800" w:header="720" w:footer="720" w:gutter="0"/>

--- a/docx/22_Delivery Management System - Feature Specification - Morise Holdings Limited.docx
+++ b/docx/22_Delivery Management System - Feature Specification - Morise Holdings Limited.docx
@@ -2186,6 +2186,22 @@
         <w:t>Every Non-English Official Language Reaches 100% Key Parity (9 September 2026): see mbms/README.md — all 8 non-English official languages now carry a complete, 528/528-key translation of the Customer Storefront (up from 87.5%), closing a gap left by the group-storefront and delivery-confirmation / Morise e-Stamp features added after the original translation passes. Front-end only; no change to this document's subsidiary.</w:t>
       </w:r>
     </w:p>
+    <w:p>
+      <w:pPr>
+        <w:pStyle w:val="Heading2"/>
+      </w:pPr>
+      <w:r>
+        <w:t>Addendum (9 September 2026) — Admin App and Customer Storefront Connected to Netlify</w:t>
+      </w:r>
+    </w:p>
+    <w:p>
+      <w:pPr>
+        <w:pStyle w:val="BodyText"/>
+      </w:pPr>
+      <w:r>
+        <w:t>Admin App and Customer Storefront Connected to Netlify (9 September 2026): see mbms/README.md — the Admin app and Customer Storefront are now each live on their own Netlify site (morise-admin.netlify.app, morise-storefront.netlify.app); the backend stays hosted separately. Front-end deployment only; no change to this document's subsidiary.</w:t>
+      </w:r>
+    </w:p>
     <w:sectPr>
       <w:pgSz w:w="12240" w:h="15840"/>
       <w:pgMar w:top="1440" w:right="1800" w:bottom="1440" w:left="1800" w:header="720" w:footer="720" w:gutter="0"/>

--- a/docx/22_Delivery Management System - Feature Specification - Morise Holdings Limited.docx
+++ b/docx/22_Delivery Management System - Feature Specification - Morise Holdings Limited.docx
@@ -2202,6 +2202,22 @@
         <w:t>Admin App and Customer Storefront Connected to Netlify (9 September 2026): see mbms/README.md — the Admin app and Customer Storefront are now each live on their own Netlify site (morise-admin.netlify.app, morise-storefront.netlify.app); the backend stays hosted separately. Front-end deployment only; no change to this document's subsidiary.</w:t>
       </w:r>
     </w:p>
+    <w:p>
+      <w:pPr>
+        <w:pStyle w:val="Heading2"/>
+      </w:pPr>
+      <w:r>
+        <w:t>Addendum (9 September 2026) — Promo Banner Wordings Now Change With the Storefront Language</w:t>
+      </w:r>
+    </w:p>
+    <w:p>
+      <w:pPr>
+        <w:pStyle w:val="BodyText"/>
+      </w:pPr>
+      <w:r>
+        <w:t>Promo Banner Wordings Now Change With the Storefront Language (9 September 2026): see mbms/README.md - all 3 seeded Morise Agro Ltd promo banners (heading, body, link label) now translate fully through the backend content glossary in all 9 official languages, closing a gap left since the banners were first written (Update 39). Backend content-data only; no change to this document's subsidiary.</w:t>
+      </w:r>
+    </w:p>
     <w:sectPr>
       <w:pgSz w:w="12240" w:h="15840"/>
       <w:pgMar w:top="1440" w:right="1800" w:bottom="1440" w:left="1800" w:header="720" w:footer="720" w:gutter="0"/>

--- a/docx/22_Delivery Management System - Feature Specification - Morise Holdings Limited.docx
+++ b/docx/22_Delivery Management System - Feature Specification - Morise Holdings Limited.docx
@@ -2218,6 +2218,22 @@
         <w:t>Promo Banner Wordings Now Change With the Storefront Language (9 September 2026): see mbms/README.md - all 3 seeded Morise Agro Ltd promo banners (heading, body, link label) now translate fully through the backend content glossary in all 9 official languages, closing a gap left since the banners were first written (Update 39). Backend content-data only; no change to this document's subsidiary.</w:t>
       </w:r>
     </w:p>
+    <w:p>
+      <w:pPr>
+        <w:pStyle w:val="Heading2"/>
+      </w:pPr>
+      <w:r>
+        <w:t>Addendum (9 September 2026) — SSL/TLS Certificates via Let's Encrypt</w:t>
+      </w:r>
+    </w:p>
+    <w:p>
+      <w:pPr>
+        <w:pStyle w:val="BodyText"/>
+      </w:pPr>
+      <w:r>
+        <w:t>SSL/TLS Certificates via Let's Encrypt (9 September 2026): see mbms/README.md - Netlify and Render already auto-provision and auto-renew Let's Encrypt certificates for every site they host; a new mbms/deploy/ directory adds an equivalent free, auto-renewing HTTPS path (nginx-proxy + certbot) for a self-hosted docker-compose deployment. Infrastructure only; no change to this document's subsidiary.</w:t>
+      </w:r>
+    </w:p>
     <w:sectPr>
       <w:pgSz w:w="12240" w:h="15840"/>
       <w:pgMar w:top="1440" w:right="1800" w:bottom="1440" w:left="1800" w:header="720" w:footer="720" w:gutter="0"/>
